--- a/docs/Wafa_Architecture_Design_Document.docx
+++ b/docs/Wafa_Architecture_Design_Document.docx
@@ -43,7 +43,7 @@
           <w:sz w:val="20"/>
           <w:szCs w:val="20"/>
         </w:rPr>
-        <w:t xml:space="preserve">MAIB AI 115 · NLP and Models · Final Group Project — Deliverable 1 · July 2026</w:t>
+        <w:t xml:space="preserve">MAIB AI 115 · NLP and Models · Deliverable 1 · July 2026</w:t>
       </w:r>
     </w:p>
     <w:p>
